--- a/eco_woods/Documentacion/23_03_2026.docx
+++ b/eco_woods/Documentacion/23_03_2026.docx
@@ -52,7 +52,72 @@
         <w:t xml:space="preserve"> de respuestas en favoritos de muebles y recambios.</w:t>
       </w:r>
     </w:p>
+    <w:p>
+      <w:r>
+        <w:br/>
+      </w:r>
+      <w:r>
+        <w:t>Título</w:t>
+      </w:r>
+    </w:p>
+    <w:p>
+      <w:proofErr w:type="spellStart"/>
+      <w:r>
+        <w:t>ui</w:t>
+      </w:r>
+      <w:proofErr w:type="spellEnd"/>
+      <w:r>
+        <w:t xml:space="preserve">: ajusta </w:t>
+      </w:r>
+      <w:proofErr w:type="spellStart"/>
+      <w:r>
+        <w:t>navegacion</w:t>
+      </w:r>
+      <w:proofErr w:type="spellEnd"/>
+      <w:r>
+        <w:t xml:space="preserve">, formularios y </w:t>
+      </w:r>
+      <w:proofErr w:type="spellStart"/>
+      <w:r>
+        <w:t>footer</w:t>
+      </w:r>
+      <w:proofErr w:type="spellEnd"/>
+      <w:r>
+        <w:t xml:space="preserve"> para mejorar estructura global</w:t>
+      </w:r>
+    </w:p>
     <w:p/>
+    <w:p>
+      <w:r>
+        <w:t>Descripción</w:t>
+      </w:r>
+    </w:p>
+    <w:p>
+      <w:pPr>
+        <w:rPr>
+          <w:u w:val="single"/>
+        </w:rPr>
+      </w:pPr>
+      <w:r>
+        <w:t xml:space="preserve">Se reorganiza la experiencia visual general del proyecto para hacerla más limpia y coherente en todas las páginas. Se simplifica la navegación para usuarios no autenticados, se elimina el saludo visual del </w:t>
+      </w:r>
+      <w:proofErr w:type="spellStart"/>
+      <w:r>
+        <w:t>header</w:t>
+      </w:r>
+      <w:proofErr w:type="spellEnd"/>
+      <w:r>
+        <w:t xml:space="preserve">, se corrigen múltiples textos y símbolos visibles, se recupera el botón de volver arriba, se estrechan y centran los formularios para que no ocupen ancho excesivo, se aumenta su espaciado vertical y se redistribuye el </w:t>
+      </w:r>
+      <w:proofErr w:type="spellStart"/>
+      <w:r>
+        <w:t>footer</w:t>
+      </w:r>
+      <w:proofErr w:type="spellEnd"/>
+      <w:r>
+        <w:t xml:space="preserve"> para separar marca y contacto de forma más equilibrada.</w:t>
+      </w:r>
+    </w:p>
     <w:sectPr>
       <w:pgSz w:w="11906" w:h="16838"/>
       <w:pgMar w:top="1417" w:right="1701" w:bottom="1417" w:left="1701" w:header="708" w:footer="708" w:gutter="0"/>
@@ -821,6 +886,7 @@
   <w:style w:type="character" w:default="1" w:styleId="Fuentedeprrafopredeter">
     <w:name w:val="Default Paragraph Font"/>
     <w:uiPriority w:val="1"/>
+    <w:semiHidden/>
     <w:unhideWhenUsed/>
   </w:style>
   <w:style w:type="table" w:default="1" w:styleId="Tablanormal">
